--- a/fixtures/probe-metrics.docx
+++ b/fixtures/probe-metrics.docx
@@ -1806,8 +1806,69 @@
         <w:t xml:space="preserve">E1d</w:t>
       </w:r>
     </w:p>
+    <w:p>
+      <w:pPr>
+        <w:pageBreakBefore/>
+        <w:spacing w:before="0" w:after="0" w:line="240" w:lineRule="auto"/>
+        <w:jc w:val="left"/>
+        <w:widowControl w:val="0"/>
+        <w:rPr>
+          <w:rFonts w:ascii="Liberation Serif" w:hAnsi="Liberation Serif" w:eastAsia="Liberation Serif" w:cs="Liberation Serif"/>
+          <w:sz w:val="24"/>
+          <w:szCs w:val="24"/>
+        </w:rPr>
+      </w:pPr>
+      <w:r>
+        <w:rPr>
+          <w:rFonts w:ascii="Liberation Serif" w:hAnsi="Liberation Serif" w:eastAsia="Liberation Serif" w:cs="Liberation Serif"/>
+          <w:sz w:val="24"/>
+          <w:szCs w:val="24"/>
+        </w:rPr>
+        <w:t xml:space="preserve">F00</w:t>
+      </w:r>
+    </w:p>
+    <w:p>
+      <w:pPr>
+        <w:spacing w:before="0" w:after="0" w:line="240" w:lineRule="auto"/>
+        <w:jc w:val="left"/>
+        <w:widowControl w:val="0"/>
+        <w:rPr>
+          <w:rFonts w:ascii="Liberation Serif" w:hAnsi="Liberation Serif" w:eastAsia="Liberation Serif" w:cs="Liberation Serif"/>
+          <w:sz w:val="24"/>
+          <w:szCs w:val="24"/>
+        </w:rPr>
+      </w:pPr>
+      <w:r>
+        <w:rPr>
+          <w:rFonts w:ascii="Liberation Serif" w:hAnsi="Liberation Serif" w:eastAsia="Liberation Serif" w:cs="Liberation Serif"/>
+          <w:sz w:val="24"/>
+          <w:szCs w:val="24"/>
+        </w:rPr>
+        <w:t xml:space="preserve">F01</w:t>
+      </w:r>
+    </w:p>
+    <w:p>
+      <w:pPr>
+        <w:spacing w:before="0" w:after="0" w:line="240" w:lineRule="auto"/>
+        <w:jc w:val="left"/>
+        <w:widowControl w:val="0"/>
+        <w:rPr>
+          <w:rFonts w:ascii="Liberation Serif" w:hAnsi="Liberation Serif" w:eastAsia="Liberation Serif" w:cs="Liberation Serif"/>
+          <w:sz w:val="24"/>
+          <w:szCs w:val="24"/>
+        </w:rPr>
+      </w:pPr>
+      <w:r>
+        <w:rPr>
+          <w:rFonts w:ascii="Liberation Serif" w:hAnsi="Liberation Serif" w:eastAsia="Liberation Serif" w:cs="Liberation Serif"/>
+          <w:sz w:val="24"/>
+          <w:szCs w:val="24"/>
+        </w:rPr>
+        <w:t xml:space="preserve">F02</w:t>
+      </w:r>
+    </w:p>
     <w:sectPr>
-      <w:type w:val="nextPage"/>
+      <w:type w:val="continuous"/>
       <w:pgSz w:w="11906" w:h="16838"/>
       <w:pgMar w:top="1440" w:right="1440" w:bottom="1440" w:left="1440" w:header="720" w:footer="720" w:gutter="0"/>
     </w:sectPr>
